--- a/zhs/docx/078.content.docx
+++ b/zhs/docx/078.content.docx
@@ -238,36 +238,24 @@
         </w:rPr>
         <w:t>耶稣的一个</w:t>
       </w:r>
-      <w:hyperlink r:id="rId13">
-        <w:r>
-          <w:rPr>
-            <w:lang w:val="zh_CN" w:bidi="zh_CN"/>
-          </w:rPr>
-          <w:rPr>
-            <w:color w:val="0000EE"/>
-            <w:u w:val="single"/>
-          </w:rPr>
-          <w:t>门徒</w:t>
-        </w:r>
-      </w:hyperlink>
+      <w:r>
+        <w:rPr>
+          <w:lang w:val="zh_CN" w:bidi="zh_CN"/>
+        </w:rPr>
+        <w:t>门徒</w:t>
+      </w:r>
       <w:r>
         <w:rPr>
           <w:lang w:val="zh_CN" w:bidi="zh_CN"/>
         </w:rPr>
         <w:t>名叫雅各。 雅各有一个兄弟名叫</w:t>
       </w:r>
-      <w:hyperlink r:id="rId14">
-        <w:r>
-          <w:rPr>
-            <w:lang w:val="zh_CN" w:bidi="zh_CN"/>
-          </w:rPr>
-          <w:rPr>
-            <w:color w:val="0000EE"/>
-            <w:u w:val="single"/>
-          </w:rPr>
-          <w:t>约翰</w:t>
-        </w:r>
-      </w:hyperlink>
+      <w:r>
+        <w:rPr>
+          <w:lang w:val="zh_CN" w:bidi="zh_CN"/>
+        </w:rPr>
+        <w:t>约翰</w:t>
+      </w:r>
       <w:r>
         <w:rPr>
           <w:lang w:val="zh_CN" w:bidi="zh_CN"/>
@@ -328,61 +316,19 @@
         <w:rPr>
           <w:lang w:val="zh_CN" w:bidi="zh_CN"/>
         </w:rPr>
-        <w:t>另一个雅各是耶稣的兄弟，耶稣母亲</w:t>
-      </w:r>
-      <w:hyperlink r:id="rId15">
-        <w:r>
-          <w:rPr>
-            <w:lang w:val="zh_CN" w:bidi="zh_CN"/>
-          </w:rPr>
-          <w:rPr>
-            <w:color w:val="0000EE"/>
-            <w:u w:val="single"/>
-          </w:rPr>
-          <w:t>马利亚</w:t>
-        </w:r>
-      </w:hyperlink>
-      <w:r>
-        <w:rPr>
-          <w:lang w:val="zh_CN" w:bidi="zh_CN"/>
-        </w:rPr>
-        <w:t>和她丈夫约瑟的儿子。 这个雅各起初不</w:t>
-      </w:r>
-      <w:hyperlink r:id="rId16">
-        <w:r>
-          <w:rPr>
-            <w:lang w:val="zh_CN" w:bidi="zh_CN"/>
-          </w:rPr>
-          <w:rPr>
-            <w:color w:val="0000EE"/>
-            <w:u w:val="single"/>
-          </w:rPr>
-          <w:t>相信</w:t>
-        </w:r>
-      </w:hyperlink>
-      <w:r>
-        <w:rPr>
-          <w:lang w:val="zh_CN" w:bidi="zh_CN"/>
-        </w:rPr>
-        <w:t>神差遣了耶稣。 但耶稣从死里复活后，雅各开始信耶稣。 雅各成为早期</w:t>
-      </w:r>
-      <w:hyperlink r:id="rId17">
-        <w:r>
-          <w:rPr>
-            <w:lang w:val="zh_CN" w:bidi="zh_CN"/>
-          </w:rPr>
-          <w:rPr>
-            <w:color w:val="0000EE"/>
-            <w:u w:val="single"/>
-          </w:rPr>
-          <w:t>教会</w:t>
-        </w:r>
-      </w:hyperlink>
-      <w:r>
-        <w:rPr>
-          <w:lang w:val="zh_CN" w:bidi="zh_CN"/>
-        </w:rPr>
-        <w:t>中一位重要的领袖，他可能是新约中雅各书的作者。</w:t>
+        <w:t>另一个雅各是耶稣的兄弟，耶稣母亲马利亚和她丈夫约瑟的儿子。 这个雅各起初不</w:t>
+      </w:r>
+      <w:r>
+        <w:rPr>
+          <w:lang w:val="zh_CN" w:bidi="zh_CN"/>
+        </w:rPr>
+        <w:t>相信</w:t>
+      </w:r>
+      <w:r>
+        <w:rPr>
+          <w:lang w:val="zh_CN" w:bidi="zh_CN"/>
+        </w:rPr>
+        <w:t>神差遣了耶稣。 但耶稣从死里复活后，雅各开始信耶稣。 雅各成为早期教会中一位重要的领袖，他可能是新约中雅各书的作者。</w:t>
       </w:r>
       <w:r>
         <w:rPr>
@@ -437,7 +383,7 @@
           <w:lang w:val="zh_CN" w:bidi="zh_CN"/>
         </w:rPr>
       </w:r>
-      <w:hyperlink r:id="rId18">
+      <w:hyperlink r:id="rId13">
         <w:r>
           <w:rPr>
             <w:lang w:val="zh_CN" w:bidi="zh_CN"/>

--- a/zhs/docx/078.content.docx
+++ b/zhs/docx/078.content.docx
@@ -329,77 +329,6 @@
           <w:lang w:val="zh_CN" w:bidi="zh_CN"/>
         </w:rPr>
         <w:t>神差遣了耶稣。 但耶稣从死里复活后，雅各开始信耶稣。 雅各成为早期教会中一位重要的领袖，他可能是新约中雅各书的作者。</w:t>
-      </w:r>
-      <w:r>
-        <w:rPr>
-          <w:lang w:val="zh_CN" w:bidi="zh_CN"/>
-        </w:rPr>
-      </w:r>
-      <w:r>
-        <w:rPr>
-          <w:lang w:val="zh_CN" w:bidi="zh_CN"/>
-        </w:rPr>
-      </w:r>
-    </w:p>
-    <w:p>
-      <w:pPr/>
-      <w:r>
-        <w:rPr>
-          <w:lang w:val="zh_CN" w:bidi="zh_CN"/>
-        </w:rPr>
-      </w:r>
-    </w:p>
-    <w:p>
-      <w:pPr>
-        <w:pStyle w:val="Heading2"/>
-      </w:pPr>
-      <w:r>
-        <w:rPr>
-          <w:lang w:val="zh_CN" w:bidi="zh_CN"/>
-        </w:rPr>
-        <w:t>雅各</w:t>
-      </w:r>
-      <w:r>
-        <w:rPr>
-          <w:lang w:val="zh_CN" w:bidi="zh_CN"/>
-        </w:rPr>
-      </w:r>
-    </w:p>
-    <w:p>
-      <w:pPr>
-        <w:pStyle w:val="Heading4"/>
-      </w:pPr>
-      <w:r>
-        <w:rPr>
-          <w:lang w:val="zh_CN" w:bidi="zh_CN"/>
-        </w:rPr>
-        <w:t>Audio Content</w:t>
-      </w:r>
-    </w:p>
-    <w:p>
-      <w:pPr/>
-      <w:r>
-        <w:rPr>
-          <w:lang w:val="zh_CN" w:bidi="zh_CN"/>
-        </w:rPr>
-      </w:r>
-      <w:hyperlink r:id="rId13">
-        <w:r>
-          <w:rPr>
-            <w:lang w:val="zh_CN" w:bidi="zh_CN"/>
-          </w:rPr>
-          <w:rPr>
-            <w:color w:val="0000EE"/>
-            <w:u w:val="single"/>
-          </w:rPr>
-          <w:t>mp3 file</w:t>
-        </w:r>
-      </w:hyperlink>
-      <w:r>
-        <w:rPr>
-          <w:lang w:val="zh_CN" w:bidi="zh_CN"/>
-        </w:rPr>
-        <w:t xml:space="preserve"> (None KB)</w:t>
       </w:r>
       <w:r>
         <w:rPr>

--- a/zhs/docx/078.content.docx
+++ b/zhs/docx/078.content.docx
@@ -238,24 +238,36 @@
         </w:rPr>
         <w:t>耶稣的一个</w:t>
       </w:r>
-      <w:r>
-        <w:rPr>
-          <w:lang w:val="zh_CN" w:bidi="zh_CN"/>
-        </w:rPr>
-        <w:t>门徒</w:t>
-      </w:r>
+      <w:hyperlink r:id="rId13">
+        <w:r>
+          <w:rPr>
+            <w:lang w:val="zh_CN" w:bidi="zh_CN"/>
+          </w:rPr>
+          <w:rPr>
+            <w:color w:val="0000EE"/>
+            <w:u w:val="single"/>
+          </w:rPr>
+          <w:t>门徒</w:t>
+        </w:r>
+      </w:hyperlink>
       <w:r>
         <w:rPr>
           <w:lang w:val="zh_CN" w:bidi="zh_CN"/>
         </w:rPr>
         <w:t>名叫雅各。 雅各有一个兄弟名叫</w:t>
       </w:r>
-      <w:r>
-        <w:rPr>
-          <w:lang w:val="zh_CN" w:bidi="zh_CN"/>
-        </w:rPr>
-        <w:t>约翰</w:t>
-      </w:r>
+      <w:hyperlink r:id="rId14">
+        <w:r>
+          <w:rPr>
+            <w:lang w:val="zh_CN" w:bidi="zh_CN"/>
+          </w:rPr>
+          <w:rPr>
+            <w:color w:val="0000EE"/>
+            <w:u w:val="single"/>
+          </w:rPr>
+          <w:t>约翰</w:t>
+        </w:r>
+      </w:hyperlink>
       <w:r>
         <w:rPr>
           <w:lang w:val="zh_CN" w:bidi="zh_CN"/>
@@ -316,19 +328,61 @@
         <w:rPr>
           <w:lang w:val="zh_CN" w:bidi="zh_CN"/>
         </w:rPr>
-        <w:t>另一个雅各是耶稣的兄弟，耶稣母亲马利亚和她丈夫约瑟的儿子。 这个雅各起初不</w:t>
+        <w:t>另一个雅各是耶稣的兄弟，耶稣母亲</w:t>
       </w:r>
+      <w:hyperlink r:id="rId15">
+        <w:r>
+          <w:rPr>
+            <w:lang w:val="zh_CN" w:bidi="zh_CN"/>
+          </w:rPr>
+          <w:rPr>
+            <w:color w:val="0000EE"/>
+            <w:u w:val="single"/>
+          </w:rPr>
+          <w:t>马利亚</w:t>
+        </w:r>
+      </w:hyperlink>
       <w:r>
         <w:rPr>
           <w:lang w:val="zh_CN" w:bidi="zh_CN"/>
         </w:rPr>
-        <w:t>相信</w:t>
+        <w:t>和她丈夫约瑟的儿子。 这个雅各起初不</w:t>
       </w:r>
+      <w:hyperlink r:id="rId16">
+        <w:r>
+          <w:rPr>
+            <w:lang w:val="zh_CN" w:bidi="zh_CN"/>
+          </w:rPr>
+          <w:rPr>
+            <w:color w:val="0000EE"/>
+            <w:u w:val="single"/>
+          </w:rPr>
+          <w:t>相信</w:t>
+        </w:r>
+      </w:hyperlink>
       <w:r>
         <w:rPr>
           <w:lang w:val="zh_CN" w:bidi="zh_CN"/>
         </w:rPr>
-        <w:t>神差遣了耶稣。 但耶稣从死里复活后，雅各开始信耶稣。 雅各成为早期教会中一位重要的领袖，他可能是新约中雅各书的作者。</w:t>
+        <w:t>神差遣了耶稣。 但耶稣从死里复活后，雅各开始信耶稣。 雅各成为早期</w:t>
+      </w:r>
+      <w:hyperlink r:id="rId17">
+        <w:r>
+          <w:rPr>
+            <w:lang w:val="zh_CN" w:bidi="zh_CN"/>
+          </w:rPr>
+          <w:rPr>
+            <w:color w:val="0000EE"/>
+            <w:u w:val="single"/>
+          </w:rPr>
+          <w:t>教会</w:t>
+        </w:r>
+      </w:hyperlink>
+      <w:r>
+        <w:rPr>
+          <w:lang w:val="zh_CN" w:bidi="zh_CN"/>
+        </w:rPr>
+        <w:t>中一位重要的领袖，他可能是新约中雅各书的作者。</w:t>
       </w:r>
       <w:r>
         <w:rPr>
